--- a/MF0964_3 Desarrollo de elementos software para gestión de/JAVA/INTERFACES GRAFICAS CON SWING/EJERCICIOS  nº 4 UNIDAD 2 CONFECCION DE INTERFACES events.docx
+++ b/MF0964_3 Desarrollo de elementos software para gestión de/JAVA/INTERFACES GRAFICAS CON SWING/EJERCICIOS  nº 4 UNIDAD 2 CONFECCION DE INTERFACES events.docx
@@ -1,6 +1,6 @@
 
 <file path=word/document.xml><?xml version="1.0" encoding="utf-8"?>
-<w:document xmlns:wpc="http://schemas.microsoft.com/office/word/2010/wordprocessingCanvas" xmlns:cx="http://schemas.microsoft.com/office/drawing/2014/chartex" xmlns:cx1="http://schemas.microsoft.com/office/drawing/2015/9/8/chartex" xmlns:cx2="http://schemas.microsoft.com/office/drawing/2015/10/21/chartex" xmlns:cx3="http://schemas.microsoft.com/office/drawing/2016/5/9/chartex" xmlns:cx4="http://schemas.microsoft.com/office/drawing/2016/5/10/chartex" xmlns:cx5="http://schemas.microsoft.com/office/drawing/2016/5/11/chartex" xmlns:cx6="http://schemas.microsoft.com/office/drawing/2016/5/12/chartex" xmlns:cx7="http://schemas.microsoft.com/office/drawing/2016/5/13/chartex" xmlns:cx8="http://schemas.microsoft.com/office/drawing/2016/5/14/chartex" xmlns:mc="http://schemas.openxmlformats.org/markup-compatibility/2006" xmlns:aink="http://schemas.microsoft.com/office/drawing/2016/ink" xmlns:am3d="http://schemas.microsoft.com/office/drawing/2017/model3d" xmlns:o="urn:schemas-microsoft-com:office:office" xmlns:oel="http://schemas.microsoft.com/office/2019/extlst" xmlns:r="http://schemas.openxmlformats.org/officeDocument/2006/relationships" xmlns:m="http://schemas.openxmlformats.org/officeDocument/2006/math" xmlns:v="urn:schemas-microsoft-com:vml" xmlns:wp14="http://schemas.microsoft.com/office/word/2010/wordprocessingDrawing" xmlns:wp="http://schemas.openxmlformats.org/drawingml/2006/wordprocessingDrawing" xmlns:w10="urn:schemas-microsoft-com:office:word" xmlns:w="http://schemas.openxmlformats.org/wordprocessingml/2006/main" xmlns:w14="http://schemas.microsoft.com/office/word/2010/wordml" xmlns:w15="http://schemas.microsoft.com/office/word/2012/wordml" xmlns:w16cex="http://schemas.microsoft.com/office/word/2018/wordml/cex" xmlns:w16cid="http://schemas.microsoft.com/office/word/2016/wordml/cid" xmlns:w16="http://schemas.microsoft.com/office/word/2018/wordml" xmlns:w16du="http://schemas.microsoft.com/office/word/2023/wordml/word16du" xmlns:w16sdtdh="http://schemas.microsoft.com/office/word/2020/wordml/sdtdatahash" xmlns:w16se="http://schemas.microsoft.com/office/word/2015/wordml/symex" xmlns:wpg="http://schemas.microsoft.com/office/word/2010/wordprocessingGroup" xmlns:wpi="http://schemas.microsoft.com/office/word/2010/wordprocessingInk" xmlns:wne="http://schemas.microsoft.com/office/word/2006/wordml" xmlns:wps="http://schemas.microsoft.com/office/word/2010/wordprocessingShape" mc:Ignorable="w14 w15 w16se w16cid w16 w16cex w16sdtdh w16du wp14">
+<w:document xmlns:wpc="http://schemas.microsoft.com/office/word/2010/wordprocessingCanvas" xmlns:cx="http://schemas.microsoft.com/office/drawing/2014/chartex" xmlns:cx1="http://schemas.microsoft.com/office/drawing/2015/9/8/chartex" xmlns:cx2="http://schemas.microsoft.com/office/drawing/2015/10/21/chartex" xmlns:cx3="http://schemas.microsoft.com/office/drawing/2016/5/9/chartex" xmlns:cx4="http://schemas.microsoft.com/office/drawing/2016/5/10/chartex" xmlns:cx5="http://schemas.microsoft.com/office/drawing/2016/5/11/chartex" xmlns:cx6="http://schemas.microsoft.com/office/drawing/2016/5/12/chartex" xmlns:cx7="http://schemas.microsoft.com/office/drawing/2016/5/13/chartex" xmlns:cx8="http://schemas.microsoft.com/office/drawing/2016/5/14/chartex" xmlns:mc="http://schemas.openxmlformats.org/markup-compatibility/2006" xmlns:aink="http://schemas.microsoft.com/office/drawing/2016/ink" xmlns:am3d="http://schemas.microsoft.com/office/drawing/2017/model3d" xmlns:o="urn:schemas-microsoft-com:office:office" xmlns:oel="http://schemas.microsoft.com/office/2019/extlst" xmlns:r="http://schemas.openxmlformats.org/officeDocument/2006/relationships" xmlns:m="http://schemas.openxmlformats.org/officeDocument/2006/math" xmlns:v="urn:schemas-microsoft-com:vml" xmlns:wp14="http://schemas.microsoft.com/office/word/2010/wordprocessingDrawing" xmlns:wp="http://schemas.openxmlformats.org/drawingml/2006/wordprocessingDrawing" xmlns:w10="urn:schemas-microsoft-com:office:word" xmlns:w="http://schemas.openxmlformats.org/wordprocessingml/2006/main" xmlns:w14="http://schemas.microsoft.com/office/word/2010/wordml" xmlns:w15="http://schemas.microsoft.com/office/word/2012/wordml" xmlns:w16cex="http://schemas.microsoft.com/office/word/2018/wordml/cex" xmlns:w16cid="http://schemas.microsoft.com/office/word/2016/wordml/cid" xmlns:w16="http://schemas.microsoft.com/office/word/2018/wordml" xmlns:w16du="http://schemas.microsoft.com/office/word/2023/wordml/word16du" xmlns:w16sdtdh="http://schemas.microsoft.com/office/word/2020/wordml/sdtdatahash" xmlns:w16sdtfl="http://schemas.microsoft.com/office/word/2024/wordml/sdtformatlock" xmlns:w16se="http://schemas.microsoft.com/office/word/2015/wordml/symex" xmlns:wpg="http://schemas.microsoft.com/office/word/2010/wordprocessingGroup" xmlns:wpi="http://schemas.microsoft.com/office/word/2010/wordprocessingInk" xmlns:wne="http://schemas.microsoft.com/office/word/2006/wordml" xmlns:wps="http://schemas.microsoft.com/office/word/2010/wordprocessingShape" mc:Ignorable="w14 w15 w16se w16cid w16 w16cex w16sdtdh w16sdtfl w16du wp14">
   <w:body>
     <w:p>
       <w:pPr>
@@ -455,7 +455,17 @@
           <w:szCs w:val="22"/>
           <w:lang w:val="en-GB"/>
         </w:rPr>
-        <w:t>.ActionEvent</w:t>
+        <w:t>.</w:t>
+      </w:r>
+      <w:proofErr w:type="gramStart"/>
+      <w:r>
+        <w:rPr>
+          <w:rFonts w:ascii="Consolas" w:hAnsi="Consolas"/>
+          <w:sz w:val="22"/>
+          <w:szCs w:val="22"/>
+          <w:lang w:val="en-GB"/>
+        </w:rPr>
+        <w:t>ActionEvent</w:t>
       </w:r>
       <w:proofErr w:type="spellEnd"/>
       <w:r>
@@ -467,6 +477,7 @@
         </w:rPr>
         <w:t>;</w:t>
       </w:r>
+      <w:proofErr w:type="gramEnd"/>
     </w:p>
     <w:p>
       <w:pPr>
@@ -507,7 +518,17 @@
           <w:szCs w:val="22"/>
           <w:lang w:val="en-GB"/>
         </w:rPr>
-        <w:t>.ActionListener</w:t>
+        <w:t>.</w:t>
+      </w:r>
+      <w:proofErr w:type="gramStart"/>
+      <w:r>
+        <w:rPr>
+          <w:rFonts w:ascii="Consolas" w:hAnsi="Consolas"/>
+          <w:sz w:val="22"/>
+          <w:szCs w:val="22"/>
+          <w:lang w:val="en-GB"/>
+        </w:rPr>
+        <w:t>ActionListener</w:t>
       </w:r>
       <w:proofErr w:type="spellEnd"/>
       <w:r>
@@ -519,6 +540,7 @@
         </w:rPr>
         <w:t>;</w:t>
       </w:r>
+      <w:proofErr w:type="gramEnd"/>
     </w:p>
     <w:p>
       <w:pPr>
@@ -572,8 +594,19 @@
           <w:szCs w:val="22"/>
           <w:lang w:val="en-GB"/>
         </w:rPr>
-        <w:t>.*;</w:t>
-      </w:r>
+        <w:t>.</w:t>
+      </w:r>
+      <w:proofErr w:type="gramStart"/>
+      <w:r>
+        <w:rPr>
+          <w:rFonts w:ascii="Consolas" w:hAnsi="Consolas"/>
+          <w:sz w:val="22"/>
+          <w:szCs w:val="22"/>
+          <w:lang w:val="en-GB"/>
+        </w:rPr>
+        <w:t>*;</w:t>
+      </w:r>
+      <w:proofErr w:type="gramEnd"/>
     </w:p>
     <w:p>
       <w:pPr>
@@ -756,8 +789,19 @@
           <w:szCs w:val="22"/>
           <w:lang w:val="en-GB"/>
         </w:rPr>
-        <w:t>");</w:t>
-      </w:r>
+        <w:t>"</w:t>
+      </w:r>
+      <w:proofErr w:type="gramStart"/>
+      <w:r>
+        <w:rPr>
+          <w:rFonts w:ascii="Consolas" w:hAnsi="Consolas"/>
+          <w:sz w:val="22"/>
+          <w:szCs w:val="22"/>
+          <w:lang w:val="en-GB"/>
+        </w:rPr>
+        <w:t>);</w:t>
+      </w:r>
+      <w:proofErr w:type="gramEnd"/>
     </w:p>
     <w:p>
       <w:pPr>
@@ -808,8 +852,19 @@
           <w:szCs w:val="22"/>
           <w:lang w:val="en-GB"/>
         </w:rPr>
-        <w:t>300, 200);</w:t>
-      </w:r>
+        <w:t>300, 200</w:t>
+      </w:r>
+      <w:proofErr w:type="gramStart"/>
+      <w:r>
+        <w:rPr>
+          <w:rFonts w:ascii="Consolas" w:hAnsi="Consolas"/>
+          <w:sz w:val="22"/>
+          <w:szCs w:val="22"/>
+          <w:lang w:val="en-GB"/>
+        </w:rPr>
+        <w:t>);</w:t>
+      </w:r>
+      <w:proofErr w:type="gramEnd"/>
     </w:p>
     <w:p>
       <w:pPr>
@@ -864,6 +919,7 @@
         <w:t>JFrame.EXIT_ON_CLOSE</w:t>
       </w:r>
       <w:proofErr w:type="spellEnd"/>
+      <w:proofErr w:type="gramStart"/>
       <w:r>
         <w:rPr>
           <w:rFonts w:ascii="Consolas" w:hAnsi="Consolas"/>
@@ -873,6 +929,7 @@
         </w:rPr>
         <w:t>);</w:t>
       </w:r>
+      <w:proofErr w:type="gramEnd"/>
     </w:p>
     <w:p>
       <w:pPr>
@@ -983,8 +1040,19 @@
           <w:szCs w:val="22"/>
           <w:lang w:val="en-GB"/>
         </w:rPr>
-        <w:t>!");</w:t>
-      </w:r>
+        <w:t>!"</w:t>
+      </w:r>
+      <w:proofErr w:type="gramStart"/>
+      <w:r>
+        <w:rPr>
+          <w:rFonts w:ascii="Consolas" w:hAnsi="Consolas"/>
+          <w:sz w:val="22"/>
+          <w:szCs w:val="22"/>
+          <w:lang w:val="en-GB"/>
+        </w:rPr>
+        <w:t>);</w:t>
+      </w:r>
+      <w:proofErr w:type="gramEnd"/>
     </w:p>
     <w:p>
       <w:pPr>
@@ -1090,6 +1158,7 @@
         <w:t xml:space="preserve">new </w:t>
       </w:r>
       <w:proofErr w:type="spellStart"/>
+      <w:proofErr w:type="gramStart"/>
       <w:r>
         <w:rPr>
           <w:rFonts w:ascii="Consolas" w:hAnsi="Consolas"/>
@@ -1107,8 +1176,29 @@
           <w:szCs w:val="22"/>
           <w:lang w:val="en-GB"/>
         </w:rPr>
-        <w:t>());</w:t>
-      </w:r>
+        <w:t>(</w:t>
+      </w:r>
+      <w:proofErr w:type="gramEnd"/>
+      <w:r>
+        <w:rPr>
+          <w:rFonts w:ascii="Consolas" w:hAnsi="Consolas"/>
+          <w:sz w:val="22"/>
+          <w:szCs w:val="22"/>
+          <w:lang w:val="en-GB"/>
+        </w:rPr>
+        <w:t>)</w:t>
+      </w:r>
+      <w:proofErr w:type="gramStart"/>
+      <w:r>
+        <w:rPr>
+          <w:rFonts w:ascii="Consolas" w:hAnsi="Consolas"/>
+          <w:sz w:val="22"/>
+          <w:szCs w:val="22"/>
+          <w:lang w:val="en-GB"/>
+        </w:rPr>
+        <w:t>);</w:t>
+      </w:r>
+      <w:proofErr w:type="gramEnd"/>
     </w:p>
     <w:p>
       <w:pPr>
@@ -1236,7 +1326,27 @@
           <w:szCs w:val="22"/>
           <w:lang w:val="en-GB"/>
         </w:rPr>
-        <w:t>(new ActionListener() {</w:t>
+        <w:t xml:space="preserve">(new </w:t>
+      </w:r>
+      <w:proofErr w:type="gramStart"/>
+      <w:r>
+        <w:rPr>
+          <w:rFonts w:ascii="Consolas" w:hAnsi="Consolas"/>
+          <w:sz w:val="22"/>
+          <w:szCs w:val="22"/>
+          <w:lang w:val="en-GB"/>
+        </w:rPr>
+        <w:t>ActionListener(</w:t>
+      </w:r>
+      <w:proofErr w:type="gramEnd"/>
+      <w:r>
+        <w:rPr>
+          <w:rFonts w:ascii="Consolas" w:hAnsi="Consolas"/>
+          <w:sz w:val="22"/>
+          <w:szCs w:val="22"/>
+          <w:lang w:val="en-GB"/>
+        </w:rPr>
+        <w:t>) {</w:t>
       </w:r>
     </w:p>
     <w:p>
@@ -1681,7 +1791,7 @@
           <w:szCs w:val="22"/>
           <w:lang w:val="en-GB"/>
         </w:rPr>
-        <w:t>main(</w:t>
+        <w:t>main(String[</w:t>
       </w:r>
       <w:proofErr w:type="gramEnd"/>
       <w:r>
@@ -1691,7 +1801,7 @@
           <w:szCs w:val="22"/>
           <w:lang w:val="en-GB"/>
         </w:rPr>
-        <w:t xml:space="preserve">String[] </w:t>
+        <w:t xml:space="preserve">] </w:t>
       </w:r>
       <w:proofErr w:type="spellStart"/>
       <w:r>
@@ -1882,8 +1992,19 @@
           <w:szCs w:val="22"/>
           <w:lang w:val="en-GB"/>
         </w:rPr>
-        <w:t>(true);</w:t>
-      </w:r>
+        <w:t>(true</w:t>
+      </w:r>
+      <w:proofErr w:type="gramStart"/>
+      <w:r>
+        <w:rPr>
+          <w:rFonts w:ascii="Consolas" w:hAnsi="Consolas"/>
+          <w:sz w:val="22"/>
+          <w:szCs w:val="22"/>
+          <w:lang w:val="en-GB"/>
+        </w:rPr>
+        <w:t>);</w:t>
+      </w:r>
+      <w:proofErr w:type="gramEnd"/>
     </w:p>
     <w:p>
       <w:pPr>
@@ -2673,8 +2794,19 @@
           <w:szCs w:val="22"/>
           <w:lang w:val="en-GB"/>
         </w:rPr>
-        <w:t>.*;</w:t>
-      </w:r>
+        <w:t>.</w:t>
+      </w:r>
+      <w:proofErr w:type="gramStart"/>
+      <w:r>
+        <w:rPr>
+          <w:rFonts w:ascii="Consolas" w:hAnsi="Consolas"/>
+          <w:sz w:val="22"/>
+          <w:szCs w:val="22"/>
+          <w:lang w:val="en-GB"/>
+        </w:rPr>
+        <w:t>*;</w:t>
+      </w:r>
+      <w:proofErr w:type="gramEnd"/>
     </w:p>
     <w:p>
       <w:pPr>
@@ -2719,9 +2851,9 @@
           <w:highlight w:val="yellow"/>
           <w:lang w:val="en-GB"/>
         </w:rPr>
-        <w:t>.MouseAdapter</w:t>
-      </w:r>
-      <w:proofErr w:type="spellEnd"/>
+        <w:t>.</w:t>
+      </w:r>
+      <w:proofErr w:type="gramStart"/>
       <w:r>
         <w:rPr>
           <w:rFonts w:ascii="Consolas" w:hAnsi="Consolas"/>
@@ -2730,8 +2862,20 @@
           <w:highlight w:val="yellow"/>
           <w:lang w:val="en-GB"/>
         </w:rPr>
+        <w:t>MouseAdapter</w:t>
+      </w:r>
+      <w:proofErr w:type="spellEnd"/>
+      <w:r>
+        <w:rPr>
+          <w:rFonts w:ascii="Consolas" w:hAnsi="Consolas"/>
+          <w:sz w:val="22"/>
+          <w:szCs w:val="22"/>
+          <w:highlight w:val="yellow"/>
+          <w:lang w:val="en-GB"/>
+        </w:rPr>
         <w:t>;</w:t>
       </w:r>
+      <w:proofErr w:type="gramEnd"/>
     </w:p>
     <w:p>
       <w:pPr>
@@ -2775,9 +2919,9 @@
           <w:highlight w:val="yellow"/>
           <w:lang w:val="en-GB"/>
         </w:rPr>
-        <w:t>.MouseEvent</w:t>
-      </w:r>
-      <w:proofErr w:type="spellEnd"/>
+        <w:t>.</w:t>
+      </w:r>
+      <w:proofErr w:type="gramStart"/>
       <w:r>
         <w:rPr>
           <w:rFonts w:ascii="Consolas" w:hAnsi="Consolas"/>
@@ -2786,8 +2930,20 @@
           <w:highlight w:val="yellow"/>
           <w:lang w:val="en-GB"/>
         </w:rPr>
+        <w:t>MouseEvent</w:t>
+      </w:r>
+      <w:proofErr w:type="spellEnd"/>
+      <w:r>
+        <w:rPr>
+          <w:rFonts w:ascii="Consolas" w:hAnsi="Consolas"/>
+          <w:sz w:val="22"/>
+          <w:szCs w:val="22"/>
+          <w:highlight w:val="yellow"/>
+          <w:lang w:val="en-GB"/>
+        </w:rPr>
         <w:t>;</w:t>
       </w:r>
+      <w:proofErr w:type="gramEnd"/>
     </w:p>
     <w:p>
       <w:pPr>
@@ -2981,8 +3137,19 @@
           <w:szCs w:val="22"/>
           <w:lang w:val="en-GB"/>
         </w:rPr>
-        <w:t xml:space="preserve"> Example");</w:t>
-      </w:r>
+        <w:t xml:space="preserve"> Example"</w:t>
+      </w:r>
+      <w:proofErr w:type="gramStart"/>
+      <w:r>
+        <w:rPr>
+          <w:rFonts w:ascii="Consolas" w:hAnsi="Consolas"/>
+          <w:sz w:val="22"/>
+          <w:szCs w:val="22"/>
+          <w:lang w:val="en-GB"/>
+        </w:rPr>
+        <w:t>);</w:t>
+      </w:r>
+      <w:proofErr w:type="gramEnd"/>
     </w:p>
     <w:p>
       <w:pPr>
@@ -3037,6 +3204,7 @@
         <w:t>JFrame.EXIT_ON_CLOSE</w:t>
       </w:r>
       <w:proofErr w:type="spellEnd"/>
+      <w:proofErr w:type="gramStart"/>
       <w:r>
         <w:rPr>
           <w:rFonts w:ascii="Consolas" w:hAnsi="Consolas"/>
@@ -3046,6 +3214,7 @@
         </w:rPr>
         <w:t>);</w:t>
       </w:r>
+      <w:proofErr w:type="gramEnd"/>
     </w:p>
     <w:p>
       <w:pPr>
@@ -3203,18 +3372,9 @@
           <w:szCs w:val="22"/>
           <w:lang w:val="en-GB"/>
         </w:rPr>
-        <w:t>(</w:t>
+        <w:t>();</w:t>
       </w:r>
       <w:proofErr w:type="gramEnd"/>
-      <w:r>
-        <w:rPr>
-          <w:rFonts w:ascii="Consolas" w:hAnsi="Consolas"/>
-          <w:sz w:val="22"/>
-          <w:szCs w:val="22"/>
-          <w:lang w:val="en-GB"/>
-        </w:rPr>
-        <w:t>);</w:t>
-      </w:r>
     </w:p>
     <w:p>
       <w:pPr>
@@ -3281,6 +3441,7 @@
         <w:t xml:space="preserve">(new </w:t>
       </w:r>
       <w:proofErr w:type="spellStart"/>
+      <w:proofErr w:type="gramStart"/>
       <w:r>
         <w:rPr>
           <w:rFonts w:ascii="Consolas" w:hAnsi="Consolas"/>
@@ -3304,61 +3465,9 @@
           <w:highlight w:val="yellow"/>
           <w:lang w:val="en-GB"/>
         </w:rPr>
-        <w:t>() {</w:t>
-      </w:r>
-    </w:p>
-    <w:p>
-      <w:pPr>
-        <w:shd w:val="clear" w:color="auto" w:fill="B3E5A1" w:themeFill="accent6" w:themeFillTint="66"/>
-        <w:spacing w:after="0"/>
-        <w:rPr>
-          <w:rFonts w:ascii="Consolas" w:hAnsi="Consolas"/>
-          <w:sz w:val="22"/>
-          <w:szCs w:val="22"/>
-          <w:lang w:val="en-GB"/>
-        </w:rPr>
-      </w:pPr>
-      <w:r>
-        <w:rPr>
-          <w:rFonts w:ascii="Consolas" w:hAnsi="Consolas"/>
-          <w:sz w:val="22"/>
-          <w:szCs w:val="22"/>
-          <w:lang w:val="en-GB"/>
-        </w:rPr>
-        <w:t xml:space="preserve">            </w:t>
-      </w:r>
-      <w:r>
-        <w:rPr>
-          <w:rFonts w:ascii="Consolas" w:hAnsi="Consolas"/>
-          <w:sz w:val="22"/>
-          <w:szCs w:val="22"/>
-          <w:lang w:val="en-GB"/>
-        </w:rPr>
-        <w:t>@Override</w:t>
-      </w:r>
-    </w:p>
-    <w:p>
-      <w:pPr>
-        <w:shd w:val="clear" w:color="auto" w:fill="B3E5A1" w:themeFill="accent6" w:themeFillTint="66"/>
-        <w:spacing w:after="0"/>
-        <w:rPr>
-          <w:rFonts w:ascii="Consolas" w:hAnsi="Consolas"/>
-          <w:b/>
-          <w:bCs/>
-          <w:sz w:val="22"/>
-          <w:szCs w:val="22"/>
-          <w:lang w:val="en-GB"/>
-        </w:rPr>
-      </w:pPr>
-      <w:r>
-        <w:rPr>
-          <w:rFonts w:ascii="Consolas" w:hAnsi="Consolas"/>
-          <w:sz w:val="22"/>
-          <w:szCs w:val="22"/>
-          <w:lang w:val="en-GB"/>
-        </w:rPr>
-        <w:t xml:space="preserve">            </w:t>
-      </w:r>
+        <w:t>(</w:t>
+      </w:r>
+      <w:proofErr w:type="gramEnd"/>
       <w:r>
         <w:rPr>
           <w:rFonts w:ascii="Consolas" w:hAnsi="Consolas"/>
@@ -3369,10 +3478,61 @@
           <w:highlight w:val="yellow"/>
           <w:lang w:val="en-GB"/>
         </w:rPr>
-        <w:t xml:space="preserve">public void </w:t>
-      </w:r>
-      <w:proofErr w:type="spellStart"/>
-      <w:proofErr w:type="gramStart"/>
+        <w:t>) {</w:t>
+      </w:r>
+    </w:p>
+    <w:p>
+      <w:pPr>
+        <w:shd w:val="clear" w:color="auto" w:fill="B3E5A1" w:themeFill="accent6" w:themeFillTint="66"/>
+        <w:spacing w:after="0"/>
+        <w:rPr>
+          <w:rFonts w:ascii="Consolas" w:hAnsi="Consolas"/>
+          <w:sz w:val="22"/>
+          <w:szCs w:val="22"/>
+          <w:lang w:val="en-GB"/>
+        </w:rPr>
+      </w:pPr>
+      <w:r>
+        <w:rPr>
+          <w:rFonts w:ascii="Consolas" w:hAnsi="Consolas"/>
+          <w:sz w:val="22"/>
+          <w:szCs w:val="22"/>
+          <w:lang w:val="en-GB"/>
+        </w:rPr>
+        <w:t xml:space="preserve">            </w:t>
+      </w:r>
+      <w:r>
+        <w:rPr>
+          <w:rFonts w:ascii="Consolas" w:hAnsi="Consolas"/>
+          <w:sz w:val="22"/>
+          <w:szCs w:val="22"/>
+          <w:lang w:val="en-GB"/>
+        </w:rPr>
+        <w:t>@Override</w:t>
+      </w:r>
+    </w:p>
+    <w:p>
+      <w:pPr>
+        <w:shd w:val="clear" w:color="auto" w:fill="B3E5A1" w:themeFill="accent6" w:themeFillTint="66"/>
+        <w:spacing w:after="0"/>
+        <w:rPr>
+          <w:rFonts w:ascii="Consolas" w:hAnsi="Consolas"/>
+          <w:b/>
+          <w:bCs/>
+          <w:sz w:val="22"/>
+          <w:szCs w:val="22"/>
+          <w:lang w:val="en-GB"/>
+        </w:rPr>
+      </w:pPr>
+      <w:r>
+        <w:rPr>
+          <w:rFonts w:ascii="Consolas" w:hAnsi="Consolas"/>
+          <w:sz w:val="22"/>
+          <w:szCs w:val="22"/>
+          <w:lang w:val="en-GB"/>
+        </w:rPr>
+        <w:t xml:space="preserve">            </w:t>
+      </w:r>
       <w:r>
         <w:rPr>
           <w:rFonts w:ascii="Consolas" w:hAnsi="Consolas"/>
@@ -3383,9 +3543,10 @@
           <w:highlight w:val="yellow"/>
           <w:lang w:val="en-GB"/>
         </w:rPr>
-        <w:t>mouseClicked</w:t>
-      </w:r>
-      <w:proofErr w:type="spellEnd"/>
+        <w:t xml:space="preserve">public void </w:t>
+      </w:r>
+      <w:proofErr w:type="spellStart"/>
+      <w:proofErr w:type="gramStart"/>
       <w:r>
         <w:rPr>
           <w:rFonts w:ascii="Consolas" w:hAnsi="Consolas"/>
@@ -3396,10 +3557,9 @@
           <w:highlight w:val="yellow"/>
           <w:lang w:val="en-GB"/>
         </w:rPr>
-        <w:t>(</w:t>
-      </w:r>
-      <w:proofErr w:type="spellStart"/>
-      <w:proofErr w:type="gramEnd"/>
+        <w:t>mouseClicked</w:t>
+      </w:r>
+      <w:proofErr w:type="spellEnd"/>
       <w:r>
         <w:rPr>
           <w:rFonts w:ascii="Consolas" w:hAnsi="Consolas"/>
@@ -3410,9 +3570,10 @@
           <w:highlight w:val="yellow"/>
           <w:lang w:val="en-GB"/>
         </w:rPr>
-        <w:t>MouseEvent</w:t>
-      </w:r>
-      <w:proofErr w:type="spellEnd"/>
+        <w:t>(</w:t>
+      </w:r>
+      <w:proofErr w:type="spellStart"/>
+      <w:proofErr w:type="gramEnd"/>
       <w:r>
         <w:rPr>
           <w:rFonts w:ascii="Consolas" w:hAnsi="Consolas"/>
@@ -3423,6 +3584,19 @@
           <w:highlight w:val="yellow"/>
           <w:lang w:val="en-GB"/>
         </w:rPr>
+        <w:t>MouseEvent</w:t>
+      </w:r>
+      <w:proofErr w:type="spellEnd"/>
+      <w:r>
+        <w:rPr>
+          <w:rFonts w:ascii="Consolas" w:hAnsi="Consolas"/>
+          <w:b/>
+          <w:bCs/>
+          <w:sz w:val="28"/>
+          <w:szCs w:val="28"/>
+          <w:highlight w:val="yellow"/>
+          <w:lang w:val="en-GB"/>
+        </w:rPr>
         <w:t xml:space="preserve"> e) {</w:t>
       </w:r>
     </w:p>
@@ -3491,6 +3665,7 @@
         <w:t xml:space="preserve">() + ", " + </w:t>
       </w:r>
       <w:proofErr w:type="spellStart"/>
+      <w:proofErr w:type="gramStart"/>
       <w:r>
         <w:rPr>
           <w:rFonts w:ascii="Consolas" w:hAnsi="Consolas"/>
@@ -3502,6 +3677,7 @@
         <w:t>e.getY</w:t>
       </w:r>
       <w:proofErr w:type="spellEnd"/>
+      <w:proofErr w:type="gramEnd"/>
       <w:r>
         <w:rPr>
           <w:rFonts w:ascii="Consolas" w:hAnsi="Consolas"/>
@@ -3510,8 +3686,20 @@
           <w:highlight w:val="yellow"/>
           <w:lang w:val="en-GB"/>
         </w:rPr>
-        <w:t>());</w:t>
-      </w:r>
+        <w:t>()</w:t>
+      </w:r>
+      <w:proofErr w:type="gramStart"/>
+      <w:r>
+        <w:rPr>
+          <w:rFonts w:ascii="Consolas" w:hAnsi="Consolas"/>
+          <w:sz w:val="22"/>
+          <w:szCs w:val="22"/>
+          <w:highlight w:val="yellow"/>
+          <w:lang w:val="en-GB"/>
+        </w:rPr>
+        <w:t>);</w:t>
+      </w:r>
+      <w:proofErr w:type="gramEnd"/>
     </w:p>
     <w:p>
       <w:pPr>
@@ -3782,7 +3970,7 @@
           <w:szCs w:val="22"/>
           <w:lang w:val="en-GB"/>
         </w:rPr>
-        <w:t>main(</w:t>
+        <w:t>main(String[</w:t>
       </w:r>
       <w:proofErr w:type="gramEnd"/>
       <w:r>
@@ -3792,7 +3980,7 @@
           <w:szCs w:val="22"/>
           <w:lang w:val="en-GB"/>
         </w:rPr>
-        <w:t xml:space="preserve">String[] </w:t>
+        <w:t xml:space="preserve">] </w:t>
       </w:r>
       <w:proofErr w:type="spellStart"/>
       <w:r>
@@ -4213,8 +4401,19 @@
           <w:szCs w:val="22"/>
           <w:lang w:val="en-GB"/>
         </w:rPr>
-        <w:t>.*;</w:t>
-      </w:r>
+        <w:t>.</w:t>
+      </w:r>
+      <w:proofErr w:type="gramStart"/>
+      <w:r>
+        <w:rPr>
+          <w:rFonts w:ascii="Consolas" w:hAnsi="Consolas"/>
+          <w:sz w:val="22"/>
+          <w:szCs w:val="22"/>
+          <w:lang w:val="en-GB"/>
+        </w:rPr>
+        <w:t>*;</w:t>
+      </w:r>
+      <w:proofErr w:type="gramEnd"/>
     </w:p>
     <w:p>
       <w:pPr>
@@ -4259,9 +4458,9 @@
           <w:highlight w:val="yellow"/>
           <w:lang w:val="en-GB"/>
         </w:rPr>
-        <w:t>.KeyAdapter</w:t>
-      </w:r>
-      <w:proofErr w:type="spellEnd"/>
+        <w:t>.</w:t>
+      </w:r>
+      <w:proofErr w:type="gramStart"/>
       <w:r>
         <w:rPr>
           <w:rFonts w:ascii="Consolas" w:hAnsi="Consolas"/>
@@ -4270,8 +4469,20 @@
           <w:highlight w:val="yellow"/>
           <w:lang w:val="en-GB"/>
         </w:rPr>
+        <w:t>KeyAdapter</w:t>
+      </w:r>
+      <w:proofErr w:type="spellEnd"/>
+      <w:r>
+        <w:rPr>
+          <w:rFonts w:ascii="Consolas" w:hAnsi="Consolas"/>
+          <w:sz w:val="22"/>
+          <w:szCs w:val="22"/>
+          <w:highlight w:val="yellow"/>
+          <w:lang w:val="en-GB"/>
+        </w:rPr>
         <w:t>;</w:t>
       </w:r>
+      <w:proofErr w:type="gramEnd"/>
     </w:p>
     <w:p>
       <w:pPr>
@@ -4315,9 +4526,9 @@
           <w:highlight w:val="yellow"/>
           <w:lang w:val="en-GB"/>
         </w:rPr>
-        <w:t>.KeyEvent</w:t>
-      </w:r>
-      <w:proofErr w:type="spellEnd"/>
+        <w:t>.</w:t>
+      </w:r>
+      <w:proofErr w:type="gramStart"/>
       <w:r>
         <w:rPr>
           <w:rFonts w:ascii="Consolas" w:hAnsi="Consolas"/>
@@ -4326,8 +4537,20 @@
           <w:highlight w:val="yellow"/>
           <w:lang w:val="en-GB"/>
         </w:rPr>
+        <w:t>KeyEvent</w:t>
+      </w:r>
+      <w:proofErr w:type="spellEnd"/>
+      <w:r>
+        <w:rPr>
+          <w:rFonts w:ascii="Consolas" w:hAnsi="Consolas"/>
+          <w:sz w:val="22"/>
+          <w:szCs w:val="22"/>
+          <w:highlight w:val="yellow"/>
+          <w:lang w:val="en-GB"/>
+        </w:rPr>
         <w:t>;</w:t>
       </w:r>
+      <w:proofErr w:type="gramEnd"/>
     </w:p>
     <w:p>
       <w:pPr>
@@ -4499,8 +4722,19 @@
           <w:szCs w:val="22"/>
           <w:lang w:val="en-GB"/>
         </w:rPr>
-        <w:t>"Key Listener Example");</w:t>
-      </w:r>
+        <w:t>"Key Listener Example"</w:t>
+      </w:r>
+      <w:proofErr w:type="gramStart"/>
+      <w:r>
+        <w:rPr>
+          <w:rFonts w:ascii="Consolas" w:hAnsi="Consolas"/>
+          <w:sz w:val="22"/>
+          <w:szCs w:val="22"/>
+          <w:lang w:val="en-GB"/>
+        </w:rPr>
+        <w:t>);</w:t>
+      </w:r>
+      <w:proofErr w:type="gramEnd"/>
     </w:p>
     <w:p>
       <w:pPr>
@@ -4551,8 +4785,19 @@
           <w:szCs w:val="22"/>
           <w:lang w:val="en-GB"/>
         </w:rPr>
-        <w:t>300, 100);</w:t>
-      </w:r>
+        <w:t>300, 100</w:t>
+      </w:r>
+      <w:proofErr w:type="gramStart"/>
+      <w:r>
+        <w:rPr>
+          <w:rFonts w:ascii="Consolas" w:hAnsi="Consolas"/>
+          <w:sz w:val="22"/>
+          <w:szCs w:val="22"/>
+          <w:lang w:val="en-GB"/>
+        </w:rPr>
+        <w:t>);</w:t>
+      </w:r>
+      <w:proofErr w:type="gramEnd"/>
     </w:p>
     <w:p>
       <w:pPr>
@@ -4607,6 +4852,7 @@
         <w:t>JFrame.EXIT_ON_CLOSE</w:t>
       </w:r>
       <w:proofErr w:type="spellEnd"/>
+      <w:proofErr w:type="gramStart"/>
       <w:r>
         <w:rPr>
           <w:rFonts w:ascii="Consolas" w:hAnsi="Consolas"/>
@@ -4616,6 +4862,7 @@
         </w:rPr>
         <w:t>);</w:t>
       </w:r>
+      <w:proofErr w:type="gramEnd"/>
     </w:p>
     <w:p>
       <w:pPr>
@@ -5067,8 +5314,19 @@
           <w:szCs w:val="22"/>
           <w:lang w:val="en-GB"/>
         </w:rPr>
-        <w:t>());</w:t>
-      </w:r>
+        <w:t>()</w:t>
+      </w:r>
+      <w:proofErr w:type="gramStart"/>
+      <w:r>
+        <w:rPr>
+          <w:rFonts w:ascii="Consolas" w:hAnsi="Consolas"/>
+          <w:sz w:val="22"/>
+          <w:szCs w:val="22"/>
+          <w:lang w:val="en-GB"/>
+        </w:rPr>
+        <w:t>);</w:t>
+      </w:r>
+      <w:proofErr w:type="gramEnd"/>
     </w:p>
     <w:p>
       <w:pPr>
@@ -5371,7 +5629,7 @@
           <w:szCs w:val="22"/>
           <w:lang w:val="en-GB"/>
         </w:rPr>
-        <w:t>main(</w:t>
+        <w:t>main(String[</w:t>
       </w:r>
       <w:proofErr w:type="gramEnd"/>
       <w:r>
@@ -5381,7 +5639,7 @@
           <w:szCs w:val="22"/>
           <w:lang w:val="en-GB"/>
         </w:rPr>
-        <w:t xml:space="preserve">String[] </w:t>
+        <w:t xml:space="preserve">] </w:t>
       </w:r>
       <w:proofErr w:type="spellStart"/>
       <w:r>
@@ -5893,8 +6151,19 @@
           <w:szCs w:val="22"/>
           <w:lang w:val="en-GB"/>
         </w:rPr>
-        <w:t>.*;</w:t>
-      </w:r>
+        <w:t>.</w:t>
+      </w:r>
+      <w:proofErr w:type="gramStart"/>
+      <w:r>
+        <w:rPr>
+          <w:rFonts w:ascii="Consolas" w:hAnsi="Consolas"/>
+          <w:sz w:val="22"/>
+          <w:szCs w:val="22"/>
+          <w:lang w:val="en-GB"/>
+        </w:rPr>
+        <w:t>*;</w:t>
+      </w:r>
+      <w:proofErr w:type="gramEnd"/>
     </w:p>
     <w:p>
       <w:pPr>
@@ -5939,9 +6208,9 @@
           <w:highlight w:val="yellow"/>
           <w:lang w:val="en-GB"/>
         </w:rPr>
-        <w:t>.FocusAdapter</w:t>
-      </w:r>
-      <w:proofErr w:type="spellEnd"/>
+        <w:t>.</w:t>
+      </w:r>
+      <w:proofErr w:type="gramStart"/>
       <w:r>
         <w:rPr>
           <w:rFonts w:ascii="Consolas" w:hAnsi="Consolas"/>
@@ -5950,8 +6219,20 @@
           <w:highlight w:val="yellow"/>
           <w:lang w:val="en-GB"/>
         </w:rPr>
+        <w:t>FocusAdapter</w:t>
+      </w:r>
+      <w:proofErr w:type="spellEnd"/>
+      <w:r>
+        <w:rPr>
+          <w:rFonts w:ascii="Consolas" w:hAnsi="Consolas"/>
+          <w:sz w:val="22"/>
+          <w:szCs w:val="22"/>
+          <w:highlight w:val="yellow"/>
+          <w:lang w:val="en-GB"/>
+        </w:rPr>
         <w:t>;</w:t>
       </w:r>
+      <w:proofErr w:type="gramEnd"/>
     </w:p>
     <w:p>
       <w:pPr>
@@ -5995,9 +6276,9 @@
           <w:highlight w:val="yellow"/>
           <w:lang w:val="en-GB"/>
         </w:rPr>
-        <w:t>.FocusEvent</w:t>
-      </w:r>
-      <w:proofErr w:type="spellEnd"/>
+        <w:t>.</w:t>
+      </w:r>
+      <w:proofErr w:type="gramStart"/>
       <w:r>
         <w:rPr>
           <w:rFonts w:ascii="Consolas" w:hAnsi="Consolas"/>
@@ -6006,8 +6287,20 @@
           <w:highlight w:val="yellow"/>
           <w:lang w:val="en-GB"/>
         </w:rPr>
+        <w:t>FocusEvent</w:t>
+      </w:r>
+      <w:proofErr w:type="spellEnd"/>
+      <w:r>
+        <w:rPr>
+          <w:rFonts w:ascii="Consolas" w:hAnsi="Consolas"/>
+          <w:sz w:val="22"/>
+          <w:szCs w:val="22"/>
+          <w:highlight w:val="yellow"/>
+          <w:lang w:val="en-GB"/>
+        </w:rPr>
         <w:t>;</w:t>
       </w:r>
+      <w:proofErr w:type="gramEnd"/>
     </w:p>
     <w:p>
       <w:pPr>
@@ -6227,8 +6520,19 @@
           <w:szCs w:val="22"/>
           <w:lang w:val="en-GB"/>
         </w:rPr>
-        <w:t>"Focus Listener Example");</w:t>
-      </w:r>
+        <w:t>"Focus Listener Example"</w:t>
+      </w:r>
+      <w:proofErr w:type="gramStart"/>
+      <w:r>
+        <w:rPr>
+          <w:rFonts w:ascii="Consolas" w:hAnsi="Consolas"/>
+          <w:sz w:val="22"/>
+          <w:szCs w:val="22"/>
+          <w:lang w:val="en-GB"/>
+        </w:rPr>
+        <w:t>);</w:t>
+      </w:r>
+      <w:proofErr w:type="gramEnd"/>
     </w:p>
     <w:p>
       <w:pPr>
@@ -6279,8 +6583,19 @@
           <w:szCs w:val="22"/>
           <w:lang w:val="en-GB"/>
         </w:rPr>
-        <w:t>300, 100);</w:t>
-      </w:r>
+        <w:t>300, 100</w:t>
+      </w:r>
+      <w:proofErr w:type="gramStart"/>
+      <w:r>
+        <w:rPr>
+          <w:rFonts w:ascii="Consolas" w:hAnsi="Consolas"/>
+          <w:sz w:val="22"/>
+          <w:szCs w:val="22"/>
+          <w:lang w:val="en-GB"/>
+        </w:rPr>
+        <w:t>);</w:t>
+      </w:r>
+      <w:proofErr w:type="gramEnd"/>
     </w:p>
     <w:p>
       <w:pPr>
@@ -6335,6 +6650,7 @@
         <w:t>JFrame.EXIT_ON_CLOSE</w:t>
       </w:r>
       <w:proofErr w:type="spellEnd"/>
+      <w:proofErr w:type="gramStart"/>
       <w:r>
         <w:rPr>
           <w:rFonts w:ascii="Consolas" w:hAnsi="Consolas"/>
@@ -6344,6 +6660,7 @@
         </w:rPr>
         <w:t>);</w:t>
       </w:r>
+      <w:proofErr w:type="gramEnd"/>
     </w:p>
     <w:p>
       <w:pPr>
@@ -6491,8 +6808,19 @@
           <w:szCs w:val="22"/>
           <w:lang w:val="en-GB"/>
         </w:rPr>
-        <w:t>20);</w:t>
-      </w:r>
+        <w:t>20</w:t>
+      </w:r>
+      <w:proofErr w:type="gramStart"/>
+      <w:r>
+        <w:rPr>
+          <w:rFonts w:ascii="Consolas" w:hAnsi="Consolas"/>
+          <w:sz w:val="22"/>
+          <w:szCs w:val="22"/>
+          <w:lang w:val="en-GB"/>
+        </w:rPr>
+        <w:t>);</w:t>
+      </w:r>
+      <w:proofErr w:type="gramEnd"/>
     </w:p>
     <w:p>
       <w:pPr>
@@ -7167,7 +7495,7 @@
           <w:szCs w:val="22"/>
           <w:lang w:val="en-GB"/>
         </w:rPr>
-        <w:t>main(</w:t>
+        <w:t>main(String[</w:t>
       </w:r>
       <w:proofErr w:type="gramEnd"/>
       <w:r>
@@ -7177,7 +7505,7 @@
           <w:szCs w:val="22"/>
           <w:lang w:val="en-GB"/>
         </w:rPr>
-        <w:t xml:space="preserve">String[] </w:t>
+        <w:t xml:space="preserve">] </w:t>
       </w:r>
       <w:proofErr w:type="spellStart"/>
       <w:r>
@@ -7861,25 +8189,7 @@
           <w:sz w:val="22"/>
           <w:szCs w:val="22"/>
         </w:rPr>
-        <w:t xml:space="preserve"> gana el enfoque, es decir, cuando el usuario hace clic en él o navega hasta él con la tecla </w:t>
-      </w:r>
-      <w:proofErr w:type="spellStart"/>
-      <w:r>
-        <w:rPr>
-          <w:rFonts w:ascii="Verdana" w:hAnsi="Verdana"/>
-          <w:sz w:val="22"/>
-          <w:szCs w:val="22"/>
-        </w:rPr>
-        <w:t>Tab</w:t>
-      </w:r>
-      <w:proofErr w:type="spellEnd"/>
-      <w:r>
-        <w:rPr>
-          <w:rFonts w:ascii="Verdana" w:hAnsi="Verdana"/>
-          <w:sz w:val="22"/>
-          <w:szCs w:val="22"/>
-        </w:rPr>
-        <w:t xml:space="preserve">. Dentro de este método, se imprime un mensaje en la consola que indica que el </w:t>
+        <w:t xml:space="preserve"> gana el enfoque, es decir, cuando el usuario hace clic en él o navega hasta él con la tecla Tab. Dentro de este método, se imprime un mensaje en la consola que indica que el </w:t>
       </w:r>
       <w:proofErr w:type="spellStart"/>
       <w:r>
@@ -8403,8 +8713,19 @@
           <w:szCs w:val="22"/>
           <w:lang w:val="en-GB"/>
         </w:rPr>
-        <w:t>.*;</w:t>
-      </w:r>
+        <w:t>.</w:t>
+      </w:r>
+      <w:proofErr w:type="gramStart"/>
+      <w:r>
+        <w:rPr>
+          <w:rFonts w:ascii="Consolas" w:hAnsi="Consolas"/>
+          <w:sz w:val="22"/>
+          <w:szCs w:val="22"/>
+          <w:lang w:val="en-GB"/>
+        </w:rPr>
+        <w:t>*;</w:t>
+      </w:r>
+      <w:proofErr w:type="gramEnd"/>
     </w:p>
     <w:p>
       <w:pPr>
@@ -8449,9 +8770,9 @@
           <w:highlight w:val="yellow"/>
           <w:lang w:val="en-GB"/>
         </w:rPr>
-        <w:t>.WindowAdapter</w:t>
-      </w:r>
-      <w:proofErr w:type="spellEnd"/>
+        <w:t>.</w:t>
+      </w:r>
+      <w:proofErr w:type="gramStart"/>
       <w:r>
         <w:rPr>
           <w:rFonts w:ascii="Consolas" w:hAnsi="Consolas"/>
@@ -8460,8 +8781,20 @@
           <w:highlight w:val="yellow"/>
           <w:lang w:val="en-GB"/>
         </w:rPr>
+        <w:t>WindowAdapter</w:t>
+      </w:r>
+      <w:proofErr w:type="spellEnd"/>
+      <w:r>
+        <w:rPr>
+          <w:rFonts w:ascii="Consolas" w:hAnsi="Consolas"/>
+          <w:sz w:val="22"/>
+          <w:szCs w:val="22"/>
+          <w:highlight w:val="yellow"/>
+          <w:lang w:val="en-GB"/>
+        </w:rPr>
         <w:t>;</w:t>
       </w:r>
+      <w:proofErr w:type="gramEnd"/>
     </w:p>
     <w:p>
       <w:pPr>
@@ -8505,9 +8838,9 @@
           <w:highlight w:val="yellow"/>
           <w:lang w:val="en-GB"/>
         </w:rPr>
-        <w:t>.WindowEvent</w:t>
-      </w:r>
-      <w:proofErr w:type="spellEnd"/>
+        <w:t>.</w:t>
+      </w:r>
+      <w:proofErr w:type="gramStart"/>
       <w:r>
         <w:rPr>
           <w:rFonts w:ascii="Consolas" w:hAnsi="Consolas"/>
@@ -8516,8 +8849,20 @@
           <w:highlight w:val="yellow"/>
           <w:lang w:val="en-GB"/>
         </w:rPr>
+        <w:t>WindowEvent</w:t>
+      </w:r>
+      <w:proofErr w:type="spellEnd"/>
+      <w:r>
+        <w:rPr>
+          <w:rFonts w:ascii="Consolas" w:hAnsi="Consolas"/>
+          <w:sz w:val="22"/>
+          <w:szCs w:val="22"/>
+          <w:highlight w:val="yellow"/>
+          <w:lang w:val="en-GB"/>
+        </w:rPr>
         <w:t>;</w:t>
       </w:r>
+      <w:proofErr w:type="gramEnd"/>
     </w:p>
     <w:p>
       <w:pPr>
@@ -8739,8 +9084,19 @@
           <w:szCs w:val="22"/>
           <w:lang w:val="en-GB"/>
         </w:rPr>
-        <w:t>"Window Event Example");</w:t>
-      </w:r>
+        <w:t>"Window Event Example"</w:t>
+      </w:r>
+      <w:proofErr w:type="gramStart"/>
+      <w:r>
+        <w:rPr>
+          <w:rFonts w:ascii="Consolas" w:hAnsi="Consolas"/>
+          <w:sz w:val="22"/>
+          <w:szCs w:val="22"/>
+          <w:lang w:val="en-GB"/>
+        </w:rPr>
+        <w:t>);</w:t>
+      </w:r>
+      <w:proofErr w:type="gramEnd"/>
     </w:p>
     <w:p>
       <w:pPr>
@@ -8791,8 +9147,19 @@
           <w:szCs w:val="22"/>
           <w:lang w:val="en-GB"/>
         </w:rPr>
-        <w:t>400, 300);</w:t>
-      </w:r>
+        <w:t>400, 300</w:t>
+      </w:r>
+      <w:proofErr w:type="gramStart"/>
+      <w:r>
+        <w:rPr>
+          <w:rFonts w:ascii="Consolas" w:hAnsi="Consolas"/>
+          <w:sz w:val="22"/>
+          <w:szCs w:val="22"/>
+          <w:lang w:val="en-GB"/>
+        </w:rPr>
+        <w:t>);</w:t>
+      </w:r>
+      <w:proofErr w:type="gramEnd"/>
     </w:p>
     <w:p>
       <w:pPr>
@@ -8954,6 +9321,7 @@
         <w:t xml:space="preserve">new </w:t>
       </w:r>
       <w:proofErr w:type="spellStart"/>
+      <w:proofErr w:type="gramStart"/>
       <w:r>
         <w:rPr>
           <w:rFonts w:ascii="Consolas" w:hAnsi="Consolas"/>
@@ -8973,7 +9341,18 @@
           <w:highlight w:val="yellow"/>
           <w:lang w:val="en-GB"/>
         </w:rPr>
-        <w:t>() {</w:t>
+        <w:t>(</w:t>
+      </w:r>
+      <w:proofErr w:type="gramEnd"/>
+      <w:r>
+        <w:rPr>
+          <w:rFonts w:ascii="Consolas" w:hAnsi="Consolas"/>
+          <w:sz w:val="22"/>
+          <w:szCs w:val="22"/>
+          <w:highlight w:val="yellow"/>
+          <w:lang w:val="en-GB"/>
+        </w:rPr>
+        <w:t>) {</w:t>
       </w:r>
     </w:p>
     <w:p>
@@ -9675,7 +10054,7 @@
           <w:szCs w:val="22"/>
           <w:lang w:val="en-GB"/>
         </w:rPr>
-        <w:t>main(</w:t>
+        <w:t>main(String[</w:t>
       </w:r>
       <w:proofErr w:type="gramEnd"/>
       <w:r>
@@ -9685,7 +10064,7 @@
           <w:szCs w:val="22"/>
           <w:lang w:val="en-GB"/>
         </w:rPr>
-        <w:t xml:space="preserve">String[] </w:t>
+        <w:t xml:space="preserve">] </w:t>
       </w:r>
       <w:proofErr w:type="spellStart"/>
       <w:r>
@@ -9989,6 +10368,7 @@
         </w:rPr>
       </w:pPr>
       <w:proofErr w:type="spellStart"/>
+      <w:proofErr w:type="gramStart"/>
       <w:r>
         <w:rPr>
           <w:rFonts w:ascii="Consolas" w:hAnsi="Consolas"/>
@@ -9998,6 +10378,7 @@
         <w:t>frame</w:t>
       </w:r>
       <w:proofErr w:type="spellEnd"/>
+      <w:proofErr w:type="gramEnd"/>
       <w:r>
         <w:rPr>
           <w:rFonts w:ascii="Consolas" w:hAnsi="Consolas"/>
@@ -10057,8 +10438,19 @@
           <w:szCs w:val="22"/>
           <w:lang w:val="en-GB"/>
         </w:rPr>
-        <w:t>(300, 200);</w:t>
-      </w:r>
+        <w:t>(300, 200</w:t>
+      </w:r>
+      <w:proofErr w:type="gramStart"/>
+      <w:r>
+        <w:rPr>
+          <w:rFonts w:ascii="Consolas" w:hAnsi="Consolas"/>
+          <w:sz w:val="22"/>
+          <w:szCs w:val="22"/>
+          <w:lang w:val="en-GB"/>
+        </w:rPr>
+        <w:t>);</w:t>
+      </w:r>
+      <w:proofErr w:type="gramEnd"/>
     </w:p>
     <w:p>
       <w:pPr>
@@ -10105,6 +10497,7 @@
         <w:t>JDialog.DISPOSE_ON_CLOSE</w:t>
       </w:r>
       <w:proofErr w:type="spellEnd"/>
+      <w:proofErr w:type="gramStart"/>
       <w:r>
         <w:rPr>
           <w:rFonts w:ascii="Consolas" w:hAnsi="Consolas"/>
@@ -10114,6 +10507,7 @@
         </w:rPr>
         <w:t>);</w:t>
       </w:r>
+      <w:proofErr w:type="gramEnd"/>
     </w:p>
     <w:p>
       <w:pPr>
@@ -10885,7 +11279,7 @@
 </file>
 
 <file path=word/numbering.xml><?xml version="1.0" encoding="utf-8"?>
-<w:numbering xmlns:wpc="http://schemas.microsoft.com/office/word/2010/wordprocessingCanvas" xmlns:cx="http://schemas.microsoft.com/office/drawing/2014/chartex" xmlns:cx1="http://schemas.microsoft.com/office/drawing/2015/9/8/chartex" xmlns:cx2="http://schemas.microsoft.com/office/drawing/2015/10/21/chartex" xmlns:cx3="http://schemas.microsoft.com/office/drawing/2016/5/9/chartex" xmlns:cx4="http://schemas.microsoft.com/office/drawing/2016/5/10/chartex" xmlns:cx5="http://schemas.microsoft.com/office/drawing/2016/5/11/chartex" xmlns:cx6="http://schemas.microsoft.com/office/drawing/2016/5/12/chartex" xmlns:cx7="http://schemas.microsoft.com/office/drawing/2016/5/13/chartex" xmlns:cx8="http://schemas.microsoft.com/office/drawing/2016/5/14/chartex" xmlns:mc="http://schemas.openxmlformats.org/markup-compatibility/2006" xmlns:aink="http://schemas.microsoft.com/office/drawing/2016/ink" xmlns:am3d="http://schemas.microsoft.com/office/drawing/2017/model3d" xmlns:o="urn:schemas-microsoft-com:office:office" xmlns:oel="http://schemas.microsoft.com/office/2019/extlst" xmlns:r="http://schemas.openxmlformats.org/officeDocument/2006/relationships" xmlns:m="http://schemas.openxmlformats.org/officeDocument/2006/math" xmlns:v="urn:schemas-microsoft-com:vml" xmlns:wp14="http://schemas.microsoft.com/office/word/2010/wordprocessingDrawing" xmlns:wp="http://schemas.openxmlformats.org/drawingml/2006/wordprocessingDrawing" xmlns:w10="urn:schemas-microsoft-com:office:word" xmlns:w="http://schemas.openxmlformats.org/wordprocessingml/2006/main" xmlns:w14="http://schemas.microsoft.com/office/word/2010/wordml" xmlns:w15="http://schemas.microsoft.com/office/word/2012/wordml" xmlns:w16cex="http://schemas.microsoft.com/office/word/2018/wordml/cex" xmlns:w16cid="http://schemas.microsoft.com/office/word/2016/wordml/cid" xmlns:w16="http://schemas.microsoft.com/office/word/2018/wordml" xmlns:w16du="http://schemas.microsoft.com/office/word/2023/wordml/word16du" xmlns:w16sdtdh="http://schemas.microsoft.com/office/word/2020/wordml/sdtdatahash" xmlns:w16se="http://schemas.microsoft.com/office/word/2015/wordml/symex" xmlns:wpg="http://schemas.microsoft.com/office/word/2010/wordprocessingGroup" xmlns:wpi="http://schemas.microsoft.com/office/word/2010/wordprocessingInk" xmlns:wne="http://schemas.microsoft.com/office/word/2006/wordml" xmlns:wps="http://schemas.microsoft.com/office/word/2010/wordprocessingShape" mc:Ignorable="w14 w15 w16se w16cid w16 w16cex w16sdtdh w16du wp14">
+<w:numbering xmlns:wpc="http://schemas.microsoft.com/office/word/2010/wordprocessingCanvas" xmlns:cx="http://schemas.microsoft.com/office/drawing/2014/chartex" xmlns:cx1="http://schemas.microsoft.com/office/drawing/2015/9/8/chartex" xmlns:cx2="http://schemas.microsoft.com/office/drawing/2015/10/21/chartex" xmlns:cx3="http://schemas.microsoft.com/office/drawing/2016/5/9/chartex" xmlns:cx4="http://schemas.microsoft.com/office/drawing/2016/5/10/chartex" xmlns:cx5="http://schemas.microsoft.com/office/drawing/2016/5/11/chartex" xmlns:cx6="http://schemas.microsoft.com/office/drawing/2016/5/12/chartex" xmlns:cx7="http://schemas.microsoft.com/office/drawing/2016/5/13/chartex" xmlns:cx8="http://schemas.microsoft.com/office/drawing/2016/5/14/chartex" xmlns:mc="http://schemas.openxmlformats.org/markup-compatibility/2006" xmlns:aink="http://schemas.microsoft.com/office/drawing/2016/ink" xmlns:am3d="http://schemas.microsoft.com/office/drawing/2017/model3d" xmlns:o="urn:schemas-microsoft-com:office:office" xmlns:oel="http://schemas.microsoft.com/office/2019/extlst" xmlns:r="http://schemas.openxmlformats.org/officeDocument/2006/relationships" xmlns:m="http://schemas.openxmlformats.org/officeDocument/2006/math" xmlns:v="urn:schemas-microsoft-com:vml" xmlns:wp14="http://schemas.microsoft.com/office/word/2010/wordprocessingDrawing" xmlns:wp="http://schemas.openxmlformats.org/drawingml/2006/wordprocessingDrawing" xmlns:w10="urn:schemas-microsoft-com:office:word" xmlns:w="http://schemas.openxmlformats.org/wordprocessingml/2006/main" xmlns:w14="http://schemas.microsoft.com/office/word/2010/wordml" xmlns:w15="http://schemas.microsoft.com/office/word/2012/wordml" xmlns:w16cex="http://schemas.microsoft.com/office/word/2018/wordml/cex" xmlns:w16cid="http://schemas.microsoft.com/office/word/2016/wordml/cid" xmlns:w16="http://schemas.microsoft.com/office/word/2018/wordml" xmlns:w16du="http://schemas.microsoft.com/office/word/2023/wordml/word16du" xmlns:w16sdtdh="http://schemas.microsoft.com/office/word/2020/wordml/sdtdatahash" xmlns:w16sdtfl="http://schemas.microsoft.com/office/word/2024/wordml/sdtformatlock" xmlns:w16se="http://schemas.microsoft.com/office/word/2015/wordml/symex" xmlns:wpg="http://schemas.microsoft.com/office/word/2010/wordprocessingGroup" xmlns:wpi="http://schemas.microsoft.com/office/word/2010/wordprocessingInk" xmlns:wne="http://schemas.microsoft.com/office/word/2006/wordml" xmlns:wps="http://schemas.microsoft.com/office/word/2010/wordprocessingShape" mc:Ignorable="w14 w15 w16se w16cid w16 w16cex w16sdtdh w16sdtfl w16du wp14">
   <w:abstractNum w:abstractNumId="0" w15:restartNumberingAfterBreak="0">
     <w:nsid w:val="08FA1B0A"/>
     <w:multiLevelType w:val="multilevel"/>
@@ -12671,7 +13065,7 @@
 </file>
 
 <file path=word/styles.xml><?xml version="1.0" encoding="utf-8"?>
-<w:styles xmlns:mc="http://schemas.openxmlformats.org/markup-compatibility/2006" xmlns:r="http://schemas.openxmlformats.org/officeDocument/2006/relationships" xmlns:w="http://schemas.openxmlformats.org/wordprocessingml/2006/main" xmlns:w14="http://schemas.microsoft.com/office/word/2010/wordml" xmlns:w15="http://schemas.microsoft.com/office/word/2012/wordml" xmlns:w16cex="http://schemas.microsoft.com/office/word/2018/wordml/cex" xmlns:w16cid="http://schemas.microsoft.com/office/word/2016/wordml/cid" xmlns:w16="http://schemas.microsoft.com/office/word/2018/wordml" xmlns:w16du="http://schemas.microsoft.com/office/word/2023/wordml/word16du" xmlns:w16sdtdh="http://schemas.microsoft.com/office/word/2020/wordml/sdtdatahash" xmlns:w16se="http://schemas.microsoft.com/office/word/2015/wordml/symex" mc:Ignorable="w14 w15 w16se w16cid w16 w16cex w16sdtdh w16du">
+<w:styles xmlns:mc="http://schemas.openxmlformats.org/markup-compatibility/2006" xmlns:r="http://schemas.openxmlformats.org/officeDocument/2006/relationships" xmlns:w="http://schemas.openxmlformats.org/wordprocessingml/2006/main" xmlns:w14="http://schemas.microsoft.com/office/word/2010/wordml" xmlns:w15="http://schemas.microsoft.com/office/word/2012/wordml" xmlns:w16cex="http://schemas.microsoft.com/office/word/2018/wordml/cex" xmlns:w16cid="http://schemas.microsoft.com/office/word/2016/wordml/cid" xmlns:w16="http://schemas.microsoft.com/office/word/2018/wordml" xmlns:w16du="http://schemas.microsoft.com/office/word/2023/wordml/word16du" xmlns:w16sdtdh="http://schemas.microsoft.com/office/word/2020/wordml/sdtdatahash" xmlns:w16sdtfl="http://schemas.microsoft.com/office/word/2024/wordml/sdtformatlock" xmlns:w16se="http://schemas.microsoft.com/office/word/2015/wordml/symex" mc:Ignorable="w14 w15 w16se w16cid w16 w16cex w16sdtdh w16sdtfl w16du">
   <w:docDefaults>
     <w:rPrDefault>
       <w:rPr>
